--- a/COM7016 Project Report Template (3).docx
+++ b/COM7016 Project Report Template (3).docx
@@ -433,21 +433,7 @@
         <w:rPr>
           <w:lang w:val="en-IN"/>
         </w:rPr>
-        <w:t xml:space="preserve"> and decision support they offer is quite limited. </w:t>
-      </w:r>
-      <w:proofErr w:type="gramStart"/>
-      <w:r>
-        <w:rPr>
-          <w:lang w:val="en-IN"/>
-        </w:rPr>
-        <w:t>So</w:t>
-      </w:r>
-      <w:proofErr w:type="gramEnd"/>
-      <w:r>
-        <w:rPr>
-          <w:lang w:val="en-IN"/>
-        </w:rPr>
-        <w:t xml:space="preserve"> in this project, the development of </w:t>
+        <w:t xml:space="preserve"> and decision support they offer is quite limited. So in this project, the development of </w:t>
       </w:r>
       <w:proofErr w:type="spellStart"/>
       <w:r>
@@ -831,6 +817,9 @@
         </w:rPr>
       </w:pPr>
       <w:r>
+        <w:rPr>
+          <w:noProof/>
+        </w:rPr>
         <w:drawing>
           <wp:inline distT="0" distB="0" distL="0" distR="0" wp14:anchorId="29DBA15B" wp14:editId="389B9C6A">
             <wp:extent cx="5731510" cy="4423410"/>
@@ -8900,21 +8889,7 @@
             <w:rStyle w:val="Hyperlink"/>
             <w:noProof/>
           </w:rPr>
-          <w:t>Figure 1: Syst</w:t>
-        </w:r>
-        <w:r>
-          <w:rPr>
-            <w:rStyle w:val="Hyperlink"/>
-            <w:noProof/>
-          </w:rPr>
-          <w:t>e</w:t>
-        </w:r>
-        <w:r>
-          <w:rPr>
-            <w:rStyle w:val="Hyperlink"/>
-            <w:noProof/>
-          </w:rPr>
-          <w:t>m Architecture</w:t>
+          <w:t>Figure 1: System Architecture</w:t>
         </w:r>
         <w:r>
           <w:rPr>
@@ -13924,24 +13899,14 @@
       <w:r>
         <w:t xml:space="preserve">Figure </w:t>
       </w:r>
-      <w:r>
-        <w:fldChar w:fldCharType="begin"/>
-      </w:r>
-      <w:r>
-        <w:instrText xml:space="preserve"> SEQ Figure \* ARABIC </w:instrText>
-      </w:r>
-      <w:r>
-        <w:fldChar w:fldCharType="separate"/>
-      </w:r>
-      <w:r>
-        <w:rPr>
-          <w:noProof/>
-        </w:rPr>
-        <w:t>1</w:t>
-      </w:r>
-      <w:r>
-        <w:fldChar w:fldCharType="end"/>
-      </w:r>
+      <w:fldSimple w:instr=" SEQ Figure \* ARABIC ">
+        <w:r>
+          <w:rPr>
+            <w:noProof/>
+          </w:rPr>
+          <w:t>1</w:t>
+        </w:r>
+      </w:fldSimple>
       <w:r>
         <w:t>: System Architecture</w:t>
       </w:r>
@@ -16494,7 +16459,7 @@
         </w:rPr>
         <w:lastRenderedPageBreak/>
         <w:drawing>
-          <wp:inline distT="0" distB="0" distL="0" distR="0" wp14:anchorId="3CB1EE3B" wp14:editId="6CD9042E">
+          <wp:inline distT="0" distB="0" distL="0" distR="0" wp14:anchorId="3CB1EE3B" wp14:editId="1E1D778D">
             <wp:extent cx="5731510" cy="8090535"/>
             <wp:effectExtent l="0" t="0" r="2540" b="5715"/>
             <wp:docPr id="304381349" name="Picture 23"/>
@@ -16544,24 +16509,14 @@
       <w:r>
         <w:t xml:space="preserve">Figure </w:t>
       </w:r>
-      <w:r>
-        <w:fldChar w:fldCharType="begin"/>
-      </w:r>
-      <w:r>
-        <w:instrText xml:space="preserve"> SEQ Figure \* ARABIC </w:instrText>
-      </w:r>
-      <w:r>
-        <w:fldChar w:fldCharType="separate"/>
-      </w:r>
-      <w:r>
-        <w:rPr>
-          <w:noProof/>
-        </w:rPr>
-        <w:t>2</w:t>
-      </w:r>
-      <w:r>
-        <w:fldChar w:fldCharType="end"/>
-      </w:r>
+      <w:fldSimple w:instr=" SEQ Figure \* ARABIC ">
+        <w:r>
+          <w:rPr>
+            <w:noProof/>
+          </w:rPr>
+          <w:t>2</w:t>
+        </w:r>
+      </w:fldSimple>
       <w:r>
         <w:t>: Model prediction and confidence</w:t>
       </w:r>
@@ -16570,10 +16525,7 @@
         <w:t xml:space="preserve"> </w:t>
       </w:r>
       <w:r>
-        <w:t>(</w:t>
-      </w:r>
-      <w:r>
-        <w:t>Source: Author’s own generated)</w:t>
+        <w:t>(Source: Author’s own generated)</w:t>
       </w:r>
     </w:p>
     <w:p/>
@@ -17940,33 +17892,20 @@
       <w:r>
         <w:t xml:space="preserve">Figure </w:t>
       </w:r>
-      <w:r>
-        <w:fldChar w:fldCharType="begin"/>
-      </w:r>
-      <w:r>
-        <w:instrText xml:space="preserve"> SEQ Figure \* ARABIC </w:instrText>
-      </w:r>
-      <w:r>
-        <w:fldChar w:fldCharType="separate"/>
-      </w:r>
-      <w:r>
-        <w:rPr>
-          <w:noProof/>
-        </w:rPr>
-        <w:t>3</w:t>
-      </w:r>
-      <w:r>
-        <w:fldChar w:fldCharType="end"/>
-      </w:r>
+      <w:fldSimple w:instr=" SEQ Figure \* ARABIC ">
+        <w:r>
+          <w:rPr>
+            <w:noProof/>
+          </w:rPr>
+          <w:t>3</w:t>
+        </w:r>
+      </w:fldSimple>
       <w:r>
         <w:t>: System UI</w:t>
       </w:r>
       <w:bookmarkEnd w:id="54"/>
       <w:r>
-        <w:t xml:space="preserve"> (</w:t>
-      </w:r>
-      <w:r>
-        <w:t>Source: Author’s own generated)</w:t>
+        <w:t xml:space="preserve"> (Source: Author’s own generated)</w:t>
       </w:r>
     </w:p>
     <w:p>
@@ -18247,24 +18186,14 @@
       <w:r>
         <w:t xml:space="preserve">Figure </w:t>
       </w:r>
-      <w:r>
-        <w:fldChar w:fldCharType="begin"/>
-      </w:r>
-      <w:r>
-        <w:instrText xml:space="preserve"> SEQ Figure \* ARABIC </w:instrText>
-      </w:r>
-      <w:r>
-        <w:fldChar w:fldCharType="separate"/>
-      </w:r>
-      <w:r>
-        <w:rPr>
-          <w:noProof/>
-        </w:rPr>
-        <w:t>4</w:t>
-      </w:r>
-      <w:r>
-        <w:fldChar w:fldCharType="end"/>
-      </w:r>
+      <w:fldSimple w:instr=" SEQ Figure \* ARABIC ">
+        <w:r>
+          <w:rPr>
+            <w:noProof/>
+          </w:rPr>
+          <w:t>4</w:t>
+        </w:r>
+      </w:fldSimple>
       <w:r>
         <w:t xml:space="preserve"> Recommendation System</w:t>
       </w:r>
@@ -19106,24 +19035,14 @@
       <w:r>
         <w:t xml:space="preserve">Figure </w:t>
       </w:r>
-      <w:r>
-        <w:fldChar w:fldCharType="begin"/>
-      </w:r>
-      <w:r>
-        <w:instrText xml:space="preserve"> SEQ Figure \* ARABIC </w:instrText>
-      </w:r>
-      <w:r>
-        <w:fldChar w:fldCharType="separate"/>
-      </w:r>
-      <w:r>
-        <w:rPr>
-          <w:noProof/>
-        </w:rPr>
-        <w:t>5</w:t>
-      </w:r>
-      <w:r>
-        <w:fldChar w:fldCharType="end"/>
-      </w:r>
+      <w:fldSimple w:instr=" SEQ Figure \* ARABIC ">
+        <w:r>
+          <w:rPr>
+            <w:noProof/>
+          </w:rPr>
+          <w:t>5</w:t>
+        </w:r>
+      </w:fldSimple>
       <w:r>
         <w:t>: Inference Speed Comparison</w:t>
       </w:r>
@@ -19194,24 +19113,14 @@
       <w:r>
         <w:t xml:space="preserve">Figure </w:t>
       </w:r>
-      <w:r>
-        <w:fldChar w:fldCharType="begin"/>
-      </w:r>
-      <w:r>
-        <w:instrText xml:space="preserve"> SEQ Figure \* ARABIC </w:instrText>
-      </w:r>
-      <w:r>
-        <w:fldChar w:fldCharType="separate"/>
-      </w:r>
-      <w:r>
-        <w:rPr>
-          <w:noProof/>
-        </w:rPr>
-        <w:t>6</w:t>
-      </w:r>
-      <w:r>
-        <w:fldChar w:fldCharType="end"/>
-      </w:r>
+      <w:fldSimple w:instr=" SEQ Figure \* ARABIC ">
+        <w:r>
+          <w:rPr>
+            <w:noProof/>
+          </w:rPr>
+          <w:t>6</w:t>
+        </w:r>
+      </w:fldSimple>
       <w:r>
         <w:t>: Top 3</w:t>
       </w:r>
@@ -19283,24 +19192,14 @@
       <w:r>
         <w:t xml:space="preserve">Figure </w:t>
       </w:r>
-      <w:r>
-        <w:fldChar w:fldCharType="begin"/>
-      </w:r>
-      <w:r>
-        <w:instrText xml:space="preserve"> SEQ Figure \* ARABIC </w:instrText>
-      </w:r>
-      <w:r>
-        <w:fldChar w:fldCharType="separate"/>
-      </w:r>
-      <w:r>
-        <w:rPr>
-          <w:noProof/>
-        </w:rPr>
-        <w:t>7</w:t>
-      </w:r>
-      <w:r>
-        <w:fldChar w:fldCharType="end"/>
-      </w:r>
+      <w:fldSimple w:instr=" SEQ Figure \* ARABIC ">
+        <w:r>
+          <w:rPr>
+            <w:noProof/>
+          </w:rPr>
+          <w:t>7</w:t>
+        </w:r>
+      </w:fldSimple>
       <w:r>
         <w:t>: Model Size Comparison</w:t>
       </w:r>
@@ -19370,24 +19269,14 @@
       <w:r>
         <w:t xml:space="preserve">Figure </w:t>
       </w:r>
-      <w:r>
-        <w:fldChar w:fldCharType="begin"/>
-      </w:r>
-      <w:r>
-        <w:instrText xml:space="preserve"> SEQ Figure \* ARABIC </w:instrText>
-      </w:r>
-      <w:r>
-        <w:fldChar w:fldCharType="separate"/>
-      </w:r>
-      <w:r>
-        <w:rPr>
-          <w:noProof/>
-        </w:rPr>
-        <w:t>8</w:t>
-      </w:r>
-      <w:r>
-        <w:fldChar w:fldCharType="end"/>
-      </w:r>
+      <w:fldSimple w:instr=" SEQ Figure \* ARABIC ">
+        <w:r>
+          <w:rPr>
+            <w:noProof/>
+          </w:rPr>
+          <w:t>8</w:t>
+        </w:r>
+      </w:fldSimple>
       <w:r>
         <w:t>: Training Time Comparison</w:t>
       </w:r>
@@ -19456,24 +19345,14 @@
       <w:r>
         <w:t xml:space="preserve">Figure </w:t>
       </w:r>
-      <w:r>
-        <w:fldChar w:fldCharType="begin"/>
-      </w:r>
-      <w:r>
-        <w:instrText xml:space="preserve"> SEQ Figure \* ARABIC </w:instrText>
-      </w:r>
-      <w:r>
-        <w:fldChar w:fldCharType="separate"/>
-      </w:r>
-      <w:r>
-        <w:rPr>
-          <w:noProof/>
-        </w:rPr>
-        <w:t>9</w:t>
-      </w:r>
-      <w:r>
-        <w:fldChar w:fldCharType="end"/>
-      </w:r>
+      <w:fldSimple w:instr=" SEQ Figure \* ARABIC ">
+        <w:r>
+          <w:rPr>
+            <w:noProof/>
+          </w:rPr>
+          <w:t>9</w:t>
+        </w:r>
+      </w:fldSimple>
       <w:r>
         <w:t>: Test Accuracy Comparison</w:t>
       </w:r>
@@ -19546,24 +19425,14 @@
       <w:r>
         <w:t xml:space="preserve">Figure </w:t>
       </w:r>
-      <w:r>
-        <w:fldChar w:fldCharType="begin"/>
-      </w:r>
-      <w:r>
-        <w:instrText xml:space="preserve"> SEQ Figure \* ARABIC </w:instrText>
-      </w:r>
-      <w:r>
-        <w:fldChar w:fldCharType="separate"/>
-      </w:r>
-      <w:r>
-        <w:rPr>
-          <w:noProof/>
-        </w:rPr>
-        <w:t>10</w:t>
-      </w:r>
-      <w:r>
-        <w:fldChar w:fldCharType="end"/>
-      </w:r>
+      <w:fldSimple w:instr=" SEQ Figure \* ARABIC ">
+        <w:r>
+          <w:rPr>
+            <w:noProof/>
+          </w:rPr>
+          <w:t>10</w:t>
+        </w:r>
+      </w:fldSimple>
       <w:r>
         <w:t>: Macro F1 Comparison</w:t>
       </w:r>
@@ -20998,24 +20867,14 @@
       <w:r>
         <w:t xml:space="preserve">Figure </w:t>
       </w:r>
-      <w:r>
-        <w:fldChar w:fldCharType="begin"/>
-      </w:r>
-      <w:r>
-        <w:instrText xml:space="preserve"> SEQ Figure \* ARABIC </w:instrText>
-      </w:r>
-      <w:r>
-        <w:fldChar w:fldCharType="separate"/>
-      </w:r>
-      <w:r>
-        <w:rPr>
-          <w:noProof/>
-        </w:rPr>
-        <w:t>11</w:t>
-      </w:r>
-      <w:r>
-        <w:fldChar w:fldCharType="end"/>
-      </w:r>
+      <w:fldSimple w:instr=" SEQ Figure \* ARABIC ">
+        <w:r>
+          <w:rPr>
+            <w:noProof/>
+          </w:rPr>
+          <w:t>11</w:t>
+        </w:r>
+      </w:fldSimple>
       <w:r>
         <w:t>: ROC curve</w:t>
       </w:r>
@@ -21295,24 +21154,14 @@
       <w:r>
         <w:t xml:space="preserve">Figure </w:t>
       </w:r>
-      <w:r>
-        <w:fldChar w:fldCharType="begin"/>
-      </w:r>
-      <w:r>
-        <w:instrText xml:space="preserve"> SEQ Figure \* ARABIC </w:instrText>
-      </w:r>
-      <w:r>
-        <w:fldChar w:fldCharType="separate"/>
-      </w:r>
-      <w:r>
-        <w:rPr>
-          <w:noProof/>
-        </w:rPr>
-        <w:t>12</w:t>
-      </w:r>
-      <w:r>
-        <w:fldChar w:fldCharType="end"/>
-      </w:r>
+      <w:fldSimple w:instr=" SEQ Figure \* ARABIC ">
+        <w:r>
+          <w:rPr>
+            <w:noProof/>
+          </w:rPr>
+          <w:t>12</w:t>
+        </w:r>
+      </w:fldSimple>
       <w:r>
         <w:t xml:space="preserve">: </w:t>
       </w:r>
@@ -23711,7 +23560,15 @@
       </w:r>
       <w:proofErr w:type="gramEnd"/>
       <w:r>
-        <w:t xml:space="preserve"> predictions and confidence scores enhances user interaction and trust.</w:t>
+        <w:t xml:space="preserve"> predictions and confidence scores </w:t>
+      </w:r>
+      <w:proofErr w:type="gramStart"/>
+      <w:r>
+        <w:t>enhances</w:t>
+      </w:r>
+      <w:proofErr w:type="gramEnd"/>
+      <w:r>
+        <w:t xml:space="preserve"> user interaction and trust.</w:t>
       </w:r>
     </w:p>
     <w:p>
@@ -32044,175 +31901,14 @@
     <w:p/>
     <w:p/>
     <w:p/>
-    <w:p>
-      <w:r>
-        <w:rPr>
-          <w:noProof/>
-        </w:rPr>
-        <w:lastRenderedPageBreak/>
-        <w:drawing>
-          <wp:inline distT="0" distB="0" distL="0" distR="0" wp14:anchorId="01CF14F3" wp14:editId="6FAC28E6">
-            <wp:extent cx="5716905" cy="2417445"/>
-            <wp:effectExtent l="0" t="0" r="0" b="1905"/>
-            <wp:docPr id="1126895389" name="Picture 4"/>
-            <wp:cNvGraphicFramePr>
-              <a:graphicFrameLocks xmlns:a="http://schemas.openxmlformats.org/drawingml/2006/main" noChangeAspect="1"/>
-            </wp:cNvGraphicFramePr>
-            <a:graphic xmlns:a="http://schemas.openxmlformats.org/drawingml/2006/main">
-              <a:graphicData uri="http://schemas.openxmlformats.org/drawingml/2006/picture">
-                <pic:pic xmlns:pic="http://schemas.openxmlformats.org/drawingml/2006/picture">
-                  <pic:nvPicPr>
-                    <pic:cNvPr id="0" name="Picture 4"/>
-                    <pic:cNvPicPr>
-                      <a:picLocks noChangeAspect="1" noChangeArrowheads="1"/>
-                    </pic:cNvPicPr>
-                  </pic:nvPicPr>
-                  <pic:blipFill>
-                    <a:blip r:embed="rId39" cstate="print">
-                      <a:extLst>
-                        <a:ext uri="{28A0092B-C50C-407E-A947-70E740481C1C}">
-                          <a14:useLocalDpi xmlns:a14="http://schemas.microsoft.com/office/drawing/2010/main" val="0"/>
-                        </a:ext>
-                      </a:extLst>
-                    </a:blip>
-                    <a:srcRect/>
-                    <a:stretch>
-                      <a:fillRect/>
-                    </a:stretch>
-                  </pic:blipFill>
-                  <pic:spPr bwMode="auto">
-                    <a:xfrm>
-                      <a:off x="0" y="0"/>
-                      <a:ext cx="5716905" cy="2417445"/>
-                    </a:xfrm>
-                    <a:prstGeom prst="rect">
-                      <a:avLst/>
-                    </a:prstGeom>
-                    <a:noFill/>
-                    <a:ln>
-                      <a:noFill/>
-                    </a:ln>
-                  </pic:spPr>
-                </pic:pic>
-              </a:graphicData>
-            </a:graphic>
-          </wp:inline>
-        </w:drawing>
-      </w:r>
-      <w:r>
-        <w:rPr>
-          <w:noProof/>
-        </w:rPr>
-        <w:drawing>
-          <wp:inline distT="0" distB="0" distL="0" distR="0" wp14:anchorId="3D93E21E" wp14:editId="4B36C4FC">
-            <wp:extent cx="5716905" cy="2417445"/>
-            <wp:effectExtent l="0" t="0" r="0" b="1905"/>
-            <wp:docPr id="1403395249" name="Picture 5"/>
-            <wp:cNvGraphicFramePr>
-              <a:graphicFrameLocks xmlns:a="http://schemas.openxmlformats.org/drawingml/2006/main" noChangeAspect="1"/>
-            </wp:cNvGraphicFramePr>
-            <a:graphic xmlns:a="http://schemas.openxmlformats.org/drawingml/2006/main">
-              <a:graphicData uri="http://schemas.openxmlformats.org/drawingml/2006/picture">
-                <pic:pic xmlns:pic="http://schemas.openxmlformats.org/drawingml/2006/picture">
-                  <pic:nvPicPr>
-                    <pic:cNvPr id="0" name="Picture 5"/>
-                    <pic:cNvPicPr>
-                      <a:picLocks noChangeAspect="1" noChangeArrowheads="1"/>
-                    </pic:cNvPicPr>
-                  </pic:nvPicPr>
-                  <pic:blipFill>
-                    <a:blip r:embed="rId40" cstate="print">
-                      <a:extLst>
-                        <a:ext uri="{28A0092B-C50C-407E-A947-70E740481C1C}">
-                          <a14:useLocalDpi xmlns:a14="http://schemas.microsoft.com/office/drawing/2010/main" val="0"/>
-                        </a:ext>
-                      </a:extLst>
-                    </a:blip>
-                    <a:srcRect/>
-                    <a:stretch>
-                      <a:fillRect/>
-                    </a:stretch>
-                  </pic:blipFill>
-                  <pic:spPr bwMode="auto">
-                    <a:xfrm>
-                      <a:off x="0" y="0"/>
-                      <a:ext cx="5716905" cy="2417445"/>
-                    </a:xfrm>
-                    <a:prstGeom prst="rect">
-                      <a:avLst/>
-                    </a:prstGeom>
-                    <a:noFill/>
-                    <a:ln>
-                      <a:noFill/>
-                    </a:ln>
-                  </pic:spPr>
-                </pic:pic>
-              </a:graphicData>
-            </a:graphic>
-          </wp:inline>
-        </w:drawing>
-      </w:r>
-      <w:r>
-        <w:rPr>
-          <w:noProof/>
-        </w:rPr>
-        <w:drawing>
-          <wp:inline distT="0" distB="0" distL="0" distR="0" wp14:anchorId="4146E59F" wp14:editId="2D7A630D">
-            <wp:extent cx="5725160" cy="3546475"/>
-            <wp:effectExtent l="0" t="0" r="8890" b="0"/>
-            <wp:docPr id="27182416" name="Picture 3"/>
-            <wp:cNvGraphicFramePr>
-              <a:graphicFrameLocks xmlns:a="http://schemas.openxmlformats.org/drawingml/2006/main" noChangeAspect="1"/>
-            </wp:cNvGraphicFramePr>
-            <a:graphic xmlns:a="http://schemas.openxmlformats.org/drawingml/2006/main">
-              <a:graphicData uri="http://schemas.openxmlformats.org/drawingml/2006/picture">
-                <pic:pic xmlns:pic="http://schemas.openxmlformats.org/drawingml/2006/picture">
-                  <pic:nvPicPr>
-                    <pic:cNvPr id="0" name="Picture 3"/>
-                    <pic:cNvPicPr>
-                      <a:picLocks noChangeAspect="1" noChangeArrowheads="1"/>
-                    </pic:cNvPicPr>
-                  </pic:nvPicPr>
-                  <pic:blipFill>
-                    <a:blip r:embed="rId41" cstate="print">
-                      <a:extLst>
-                        <a:ext uri="{28A0092B-C50C-407E-A947-70E740481C1C}">
-                          <a14:useLocalDpi xmlns:a14="http://schemas.microsoft.com/office/drawing/2010/main" val="0"/>
-                        </a:ext>
-                      </a:extLst>
-                    </a:blip>
-                    <a:srcRect/>
-                    <a:stretch>
-                      <a:fillRect/>
-                    </a:stretch>
-                  </pic:blipFill>
-                  <pic:spPr bwMode="auto">
-                    <a:xfrm>
-                      <a:off x="0" y="0"/>
-                      <a:ext cx="5725160" cy="3546475"/>
-                    </a:xfrm>
-                    <a:prstGeom prst="rect">
-                      <a:avLst/>
-                    </a:prstGeom>
-                    <a:noFill/>
-                    <a:ln>
-                      <a:noFill/>
-                    </a:ln>
-                  </pic:spPr>
-                </pic:pic>
-              </a:graphicData>
-            </a:graphic>
-          </wp:inline>
-        </w:drawing>
-      </w:r>
-    </w:p>
+    <w:p/>
     <w:sectPr>
-      <w:headerReference w:type="even" r:id="rId42"/>
-      <w:headerReference w:type="default" r:id="rId43"/>
-      <w:footerReference w:type="even" r:id="rId44"/>
-      <w:footerReference w:type="default" r:id="rId45"/>
-      <w:headerReference w:type="first" r:id="rId46"/>
-      <w:footerReference w:type="first" r:id="rId47"/>
+      <w:headerReference w:type="even" r:id="rId39"/>
+      <w:headerReference w:type="default" r:id="rId40"/>
+      <w:footerReference w:type="even" r:id="rId41"/>
+      <w:footerReference w:type="default" r:id="rId42"/>
+      <w:headerReference w:type="first" r:id="rId43"/>
+      <w:footerReference w:type="first" r:id="rId44"/>
       <w:pgSz w:w="11906" w:h="16838"/>
       <w:pgMar w:top="1440" w:right="1440" w:bottom="1440" w:left="1440" w:header="708" w:footer="708" w:gutter="0"/>
       <w:pgNumType w:start="1"/>
@@ -46608,6 +46304,7 @@
   <w:style w:type="character" w:default="1" w:styleId="DefaultParagraphFont">
     <w:name w:val="Default Paragraph Font"/>
     <w:uiPriority w:val="1"/>
+    <w:semiHidden/>
     <w:unhideWhenUsed/>
   </w:style>
   <w:style w:type="table" w:default="1" w:styleId="TableNormal">
